--- a/Video Game Design - year/Unit 5 - Game Design Principles & UI/Daily Lesson Plans/Word/Day 5.docx
+++ b/Video Game Design - year/Unit 5 - Game Design Principles & UI/Daily Lesson Plans/Word/Day 5.docx
@@ -50,16 +50,19 @@
               </w:rPr>
               <w:t xml:space="preserve">Video Game Design — Full Year</w:t>
             </w:r>
-          </w:p>
-          <w:p>
-            <w:pPr>
-              <w:spacing w:before="40"/>
-              <w:jc w:val="center"/>
-            </w:pPr>
-            <w:r>
-              <w:rPr>
-                <w:rFonts w:ascii="Arial" w:cs="Arial" w:eastAsia="Arial" w:hAnsi="Arial"/>
-                <w:color w:val="D1C4E9"/>
+            <w:r>
+              <w:rPr>
+                <w:rFonts w:ascii="Arial" w:cs="Arial" w:eastAsia="Arial" w:hAnsi="Arial"/>
+                <w:sz w:val="16"/>
+                <w:szCs w:val="16"/>
+              </w:rPr>
+              <w:br/>
+              <w:t xml:space="preserve"/>
+            </w:r>
+            <w:r>
+              <w:rPr>
+                <w:rFonts w:ascii="Arial" w:cs="Arial" w:eastAsia="Arial" w:hAnsi="Arial"/>
+                <w:color w:val="CE93D8"/>
                 <w:sz w:val="16"/>
                 <w:szCs w:val="16"/>
               </w:rPr>
@@ -83,7 +86,7 @@
           <w:rFonts w:ascii="Arial" w:cs="Arial" w:eastAsia="Arial" w:hAnsi="Arial"/>
           <w:b/>
           <w:bCs/>
-          <w:color w:val="311B56"/>
+          <w:color w:val="5B2D8E"/>
           <w:sz w:val="32"/>
           <w:szCs w:val="32"/>
         </w:rPr>
@@ -261,9 +264,9 @@
               <w:right w:val="single" w:color="CCCCCC" w:sz="1"/>
             </w:tcBorders>
             <w:tcMar>
-              <w:top w:type="dxa" w:w="60"/>
+              <w:top w:type="dxa" w:w="80"/>
               <w:left w:type="dxa" w:w="120"/>
-              <w:bottom w:type="dxa" w:w="60"/>
+              <w:bottom w:type="dxa" w:w="80"/>
               <w:right w:type="dxa" w:w="120"/>
             </w:tcMar>
           </w:tcPr>
@@ -290,20 +293,213 @@
               <w:right w:val="single" w:color="CCCCCC" w:sz="1"/>
             </w:tcBorders>
             <w:tcMar>
-              <w:top w:type="dxa" w:w="60"/>
+              <w:top w:type="dxa" w:w="80"/>
               <w:left w:type="dxa" w:w="120"/>
-              <w:bottom w:type="dxa" w:w="60"/>
+              <w:bottom w:type="dxa" w:w="80"/>
               <w:right w:type="dxa" w:w="120"/>
             </w:tcMar>
           </w:tcPr>
           <w:p>
-            <w:r>
-              <w:rPr>
-                <w:rFonts w:ascii="Arial" w:cs="Arial" w:eastAsia="Arial" w:hAnsi="Arial"/>
-                <w:sz w:val="20"/>
-                <w:szCs w:val="20"/>
+            <w:pPr>
+              <w:spacing w:after="80" w:before="80"/>
+            </w:pPr>
+            <w:r>
+              <w:rPr>
+                <w:rFonts w:ascii="Arial" w:cs="Arial" w:eastAsia="Arial" w:hAnsi="Arial"/>
+                <w:b/>
+                <w:bCs/>
+                <w:i w:val="false"/>
+                <w:iCs w:val="false"/>
+                <w:color w:val="000000"/>
+                <w:sz w:val="22"/>
+                <w:szCs w:val="22"/>
               </w:rPr>
               <w:t xml:space="preserve">Bell Ringer / Review</w:t>
+            </w:r>
+            <w:r>
+              <w:rPr>
+                <w:rFonts w:ascii="Arial" w:cs="Arial" w:eastAsia="Arial" w:hAnsi="Arial"/>
+                <w:sz w:val="20"/>
+                <w:szCs w:val="20"/>
+              </w:rPr>
+              <w:br/>
+              <w:t xml:space="preserve"/>
+            </w:r>
+            <w:r>
+              <w:rPr>
+                <w:rFonts w:ascii="Arial" w:cs="Arial" w:eastAsia="Arial" w:hAnsi="Arial"/>
+                <w:sz w:val="20"/>
+                <w:szCs w:val="20"/>
+              </w:rPr>
+              <w:br/>
+              <w:t xml:space="preserve"/>
+            </w:r>
+            <w:r>
+              <w:rPr>
+                <w:rFonts w:ascii="Arial" w:cs="Arial" w:eastAsia="Arial" w:hAnsi="Arial"/>
+                <w:b/>
+                <w:bCs/>
+                <w:i w:val="false"/>
+                <w:iCs w:val="false"/>
+                <w:color w:val="000000"/>
+                <w:sz w:val="20"/>
+                <w:szCs w:val="20"/>
+              </w:rPr>
+              <w:t xml:space="preserve">Quick Write </w:t>
+            </w:r>
+            <w:r>
+              <w:rPr>
+                <w:rFonts w:ascii="Arial" w:cs="Arial" w:eastAsia="Arial" w:hAnsi="Arial"/>
+                <w:b w:val="false"/>
+                <w:bCs w:val="false"/>
+                <w:i w:val="false"/>
+                <w:iCs w:val="false"/>
+                <w:color w:val="000000"/>
+                <w:sz w:val="20"/>
+                <w:szCs w:val="20"/>
+              </w:rPr>
+              <w:t xml:space="preserve">(3 min — written or verbal):</w:t>
+            </w:r>
+            <w:r>
+              <w:rPr>
+                <w:rFonts w:ascii="Arial" w:cs="Arial" w:eastAsia="Arial" w:hAnsi="Arial"/>
+                <w:sz w:val="20"/>
+                <w:szCs w:val="20"/>
+              </w:rPr>
+              <w:br/>
+              <w:t xml:space="preserve"/>
+            </w:r>
+            <w:r>
+              <w:rPr>
+                <w:rFonts w:ascii="Arial" w:cs="Arial" w:eastAsia="Arial" w:hAnsi="Arial"/>
+                <w:b w:val="false"/>
+                <w:bCs w:val="false"/>
+                <w:i w:val="false"/>
+                <w:iCs w:val="false"/>
+                <w:color w:val="000000"/>
+                <w:sz w:val="20"/>
+                <w:szCs w:val="20"/>
+              </w:rPr>
+              <w:t xml:space="preserve">    In your own words: Set up a Canvas and position UI elements using RectTransform?</w:t>
+            </w:r>
+            <w:r>
+              <w:rPr>
+                <w:rFonts w:ascii="Arial" w:cs="Arial" w:eastAsia="Arial" w:hAnsi="Arial"/>
+                <w:sz w:val="20"/>
+                <w:szCs w:val="20"/>
+              </w:rPr>
+              <w:br/>
+              <w:t xml:space="preserve"/>
+            </w:r>
+            <w:r>
+              <w:rPr>
+                <w:rFonts w:ascii="Arial" w:cs="Arial" w:eastAsia="Arial" w:hAnsi="Arial"/>
+                <w:sz w:val="20"/>
+                <w:szCs w:val="20"/>
+              </w:rPr>
+              <w:br/>
+              <w:t xml:space="preserve"/>
+            </w:r>
+            <w:r>
+              <w:rPr>
+                <w:rFonts w:ascii="Arial" w:cs="Arial" w:eastAsia="Arial" w:hAnsi="Arial"/>
+                <w:b/>
+                <w:bCs/>
+                <w:i w:val="false"/>
+                <w:iCs w:val="false"/>
+                <w:color w:val="000000"/>
+                <w:sz w:val="20"/>
+                <w:szCs w:val="20"/>
+              </w:rPr>
+              <w:t xml:space="preserve">Vocabulary Preview — </w:t>
+            </w:r>
+            <w:r>
+              <w:rPr>
+                <w:rFonts w:ascii="Arial" w:cs="Arial" w:eastAsia="Arial" w:hAnsi="Arial"/>
+                <w:b w:val="false"/>
+                <w:bCs w:val="false"/>
+                <w:i w:val="false"/>
+                <w:iCs w:val="false"/>
+                <w:color w:val="000000"/>
+                <w:sz w:val="20"/>
+                <w:szCs w:val="20"/>
+              </w:rPr>
+              <w:t xml:space="preserve">terms we'll use today:</w:t>
+            </w:r>
+            <w:r>
+              <w:rPr>
+                <w:rFonts w:ascii="Arial" w:cs="Arial" w:eastAsia="Arial" w:hAnsi="Arial"/>
+                <w:sz w:val="20"/>
+                <w:szCs w:val="20"/>
+              </w:rPr>
+              <w:br/>
+              <w:t xml:space="preserve"/>
+            </w:r>
+            <w:r>
+              <w:rPr>
+                <w:rFonts w:ascii="Arial" w:cs="Arial" w:eastAsia="Arial" w:hAnsi="Arial"/>
+                <w:b w:val="false"/>
+                <w:bCs w:val="false"/>
+                <w:i w:val="false"/>
+                <w:iCs w:val="false"/>
+                <w:color w:val="000000"/>
+                <w:sz w:val="20"/>
+                <w:szCs w:val="20"/>
+              </w:rPr>
+              <w:t xml:space="preserve">    • Canvas   •   Screen Space - Overlay   •   Screen Space - Camera   •   World Space   •   RectTransform   •   Anchor</w:t>
+            </w:r>
+            <w:r>
+              <w:rPr>
+                <w:rFonts w:ascii="Arial" w:cs="Arial" w:eastAsia="Arial" w:hAnsi="Arial"/>
+                <w:sz w:val="20"/>
+                <w:szCs w:val="20"/>
+              </w:rPr>
+              <w:br/>
+              <w:t xml:space="preserve"/>
+            </w:r>
+            <w:r>
+              <w:rPr>
+                <w:rFonts w:ascii="Arial" w:cs="Arial" w:eastAsia="Arial" w:hAnsi="Arial"/>
+                <w:sz w:val="20"/>
+                <w:szCs w:val="20"/>
+              </w:rPr>
+              <w:br/>
+              <w:t xml:space="preserve"/>
+            </w:r>
+            <w:r>
+              <w:rPr>
+                <w:rFonts w:ascii="Arial" w:cs="Arial" w:eastAsia="Arial" w:hAnsi="Arial"/>
+                <w:b w:val="false"/>
+                <w:bCs w:val="false"/>
+                <w:i/>
+                <w:iCs/>
+                <w:color w:val="444444"/>
+                <w:sz w:val="20"/>
+                <w:szCs w:val="20"/>
+              </w:rPr>
+              <w:t xml:space="preserve">Today's Goal: By the end of class you will be able to set up a Canvas and position UI elements using RectTransform.</w:t>
+            </w:r>
+            <w:r>
+              <w:rPr>
+                <w:rFonts w:ascii="Arial" w:cs="Arial" w:eastAsia="Arial" w:hAnsi="Arial"/>
+                <w:sz w:val="20"/>
+                <w:szCs w:val="20"/>
+              </w:rPr>
+              <w:br/>
+              <w:t xml:space="preserve"/>
+            </w:r>
+            <w:r>
+              <w:rPr>
+                <w:rFonts w:ascii="Arial" w:cs="Arial" w:eastAsia="Arial" w:hAnsi="Arial"/>
+                <w:b w:val="false"/>
+                <w:bCs w:val="false"/>
+                <w:i/>
+                <w:iCs/>
+                <w:color w:val="555555"/>
+                <w:sz w:val="20"/>
+                <w:szCs w:val="20"/>
+              </w:rPr>
+              <w:t xml:space="preserve">→ Pair-share your response, then 2–3 students share with the class.</w:t>
             </w:r>
           </w:p>
         </w:tc>
@@ -319,9 +515,9 @@
               <w:right w:val="single" w:color="CCCCCC" w:sz="1"/>
             </w:tcBorders>
             <w:tcMar>
-              <w:top w:type="dxa" w:w="60"/>
+              <w:top w:type="dxa" w:w="80"/>
               <w:left w:type="dxa" w:w="120"/>
-              <w:bottom w:type="dxa" w:w="60"/>
+              <w:bottom w:type="dxa" w:w="80"/>
               <w:right w:type="dxa" w:w="120"/>
             </w:tcMar>
           </w:tcPr>
@@ -348,20 +544,446 @@
               <w:right w:val="single" w:color="CCCCCC" w:sz="1"/>
             </w:tcBorders>
             <w:tcMar>
-              <w:top w:type="dxa" w:w="60"/>
+              <w:top w:type="dxa" w:w="80"/>
               <w:left w:type="dxa" w:w="120"/>
-              <w:bottom w:type="dxa" w:w="60"/>
+              <w:bottom w:type="dxa" w:w="80"/>
               <w:right w:type="dxa" w:w="120"/>
             </w:tcMar>
           </w:tcPr>
           <w:p>
-            <w:r>
-              <w:rPr>
-                <w:rFonts w:ascii="Arial" w:cs="Arial" w:eastAsia="Arial" w:hAnsi="Arial"/>
-                <w:sz w:val="20"/>
-                <w:szCs w:val="20"/>
-              </w:rPr>
-              <w:t xml:space="preserve">Mini Lesson: Unity Canvas System Fundamentals</w:t>
+            <w:pPr>
+              <w:spacing w:after="80" w:before="80"/>
+            </w:pPr>
+            <w:r>
+              <w:rPr>
+                <w:rFonts w:ascii="Arial" w:cs="Arial" w:eastAsia="Arial" w:hAnsi="Arial"/>
+                <w:b/>
+                <w:bCs/>
+                <w:i w:val="false"/>
+                <w:iCs w:val="false"/>
+                <w:color w:val="000000"/>
+                <w:sz w:val="22"/>
+                <w:szCs w:val="22"/>
+              </w:rPr>
+              <w:t xml:space="preserve">Mini Lesson: </w:t>
+            </w:r>
+            <w:r>
+              <w:rPr>
+                <w:rFonts w:ascii="Arial" w:cs="Arial" w:eastAsia="Arial" w:hAnsi="Arial"/>
+                <w:b w:val="false"/>
+                <w:bCs w:val="false"/>
+                <w:i w:val="false"/>
+                <w:iCs w:val="false"/>
+                <w:color w:val="000000"/>
+                <w:sz w:val="22"/>
+                <w:szCs w:val="22"/>
+              </w:rPr>
+              <w:t xml:space="preserve">Unity Canvas System Fundamentals</w:t>
+            </w:r>
+            <w:r>
+              <w:rPr>
+                <w:rFonts w:ascii="Arial" w:cs="Arial" w:eastAsia="Arial" w:hAnsi="Arial"/>
+                <w:sz w:val="20"/>
+                <w:szCs w:val="20"/>
+              </w:rPr>
+              <w:br/>
+              <w:t xml:space="preserve"/>
+            </w:r>
+            <w:r>
+              <w:rPr>
+                <w:rFonts w:ascii="Arial" w:cs="Arial" w:eastAsia="Arial" w:hAnsi="Arial"/>
+                <w:sz w:val="20"/>
+                <w:szCs w:val="20"/>
+              </w:rPr>
+              <w:br/>
+              <w:t xml:space="preserve"/>
+            </w:r>
+            <w:r>
+              <w:rPr>
+                <w:rFonts w:ascii="Arial" w:cs="Arial" w:eastAsia="Arial" w:hAnsi="Arial"/>
+                <w:b/>
+                <w:bCs/>
+                <w:i/>
+                <w:iCs/>
+                <w:color w:val="000000"/>
+                <w:sz w:val="20"/>
+                <w:szCs w:val="20"/>
+              </w:rPr>
+              <w:t xml:space="preserve">Learning Target: </w:t>
+            </w:r>
+            <w:r>
+              <w:rPr>
+                <w:rFonts w:ascii="Arial" w:cs="Arial" w:eastAsia="Arial" w:hAnsi="Arial"/>
+                <w:b w:val="false"/>
+                <w:bCs w:val="false"/>
+                <w:i/>
+                <w:iCs/>
+                <w:color w:val="333333"/>
+                <w:sz w:val="20"/>
+                <w:szCs w:val="20"/>
+              </w:rPr>
+              <w:t xml:space="preserve">I can set up a Canvas and position UI elements using RectTransform.</w:t>
+            </w:r>
+            <w:r>
+              <w:rPr>
+                <w:rFonts w:ascii="Arial" w:cs="Arial" w:eastAsia="Arial" w:hAnsi="Arial"/>
+                <w:sz w:val="20"/>
+                <w:szCs w:val="20"/>
+              </w:rPr>
+              <w:br/>
+              <w:t xml:space="preserve"/>
+            </w:r>
+            <w:r>
+              <w:rPr>
+                <w:rFonts w:ascii="Arial" w:cs="Arial" w:eastAsia="Arial" w:hAnsi="Arial"/>
+                <w:sz w:val="20"/>
+                <w:szCs w:val="20"/>
+              </w:rPr>
+              <w:br/>
+              <w:t xml:space="preserve"/>
+            </w:r>
+            <w:r>
+              <w:rPr>
+                <w:rFonts w:ascii="Arial" w:cs="Arial" w:eastAsia="Arial" w:hAnsi="Arial"/>
+                <w:b w:val="false"/>
+                <w:bCs w:val="false"/>
+                <w:i w:val="false"/>
+                <w:iCs w:val="false"/>
+                <w:color w:val="000000"/>
+                <w:sz w:val="20"/>
+                <w:szCs w:val="20"/>
+              </w:rPr>
+              <w:t xml:space="preserve">Canvas: A plane where all UI is drawn. Every UI element must be a child of the Canvas.</w:t>
+            </w:r>
+            <w:r>
+              <w:rPr>
+                <w:rFonts w:ascii="Arial" w:cs="Arial" w:eastAsia="Arial" w:hAnsi="Arial"/>
+                <w:sz w:val="20"/>
+                <w:szCs w:val="20"/>
+              </w:rPr>
+              <w:br/>
+              <w:t xml:space="preserve"/>
+            </w:r>
+            <w:r>
+              <w:rPr>
+                <w:rFonts w:ascii="Arial" w:cs="Arial" w:eastAsia="Arial" w:hAnsi="Arial"/>
+                <w:b w:val="false"/>
+                <w:bCs w:val="false"/>
+                <w:i w:val="false"/>
+                <w:iCs w:val="false"/>
+                <w:color w:val="000000"/>
+                <w:sz w:val="20"/>
+                <w:szCs w:val="20"/>
+              </w:rPr>
+              <w:t xml:space="preserve">RectTransform (not Transform): Controls UI position, size, and anchor.</w:t>
+            </w:r>
+            <w:r>
+              <w:rPr>
+                <w:rFonts w:ascii="Arial" w:cs="Arial" w:eastAsia="Arial" w:hAnsi="Arial"/>
+                <w:sz w:val="20"/>
+                <w:szCs w:val="20"/>
+              </w:rPr>
+              <w:br/>
+              <w:t xml:space="preserve"/>
+            </w:r>
+            <w:r>
+              <w:rPr>
+                <w:rFonts w:ascii="Arial" w:cs="Arial" w:eastAsia="Arial" w:hAnsi="Arial"/>
+                <w:sz w:val="20"/>
+                <w:szCs w:val="20"/>
+              </w:rPr>
+              <w:br/>
+              <w:t xml:space="preserve"/>
+            </w:r>
+            <w:r>
+              <w:rPr>
+                <w:rFonts w:ascii="Arial" w:cs="Arial" w:eastAsia="Arial" w:hAnsi="Arial"/>
+                <w:b/>
+                <w:bCs/>
+                <w:i w:val="false"/>
+                <w:iCs w:val="false"/>
+                <w:color w:val="000000"/>
+                <w:sz w:val="20"/>
+                <w:szCs w:val="20"/>
+              </w:rPr>
+              <w:t xml:space="preserve">Key Concepts:</w:t>
+            </w:r>
+            <w:r>
+              <w:rPr>
+                <w:rFonts w:ascii="Arial" w:cs="Arial" w:eastAsia="Arial" w:hAnsi="Arial"/>
+                <w:sz w:val="20"/>
+                <w:szCs w:val="20"/>
+              </w:rPr>
+              <w:br/>
+              <w:t xml:space="preserve"/>
+            </w:r>
+            <w:r>
+              <w:rPr>
+                <w:rFonts w:ascii="Arial" w:cs="Arial" w:eastAsia="Arial" w:hAnsi="Arial"/>
+                <w:b w:val="false"/>
+                <w:bCs w:val="false"/>
+                <w:i w:val="false"/>
+                <w:iCs w:val="false"/>
+                <w:color w:val="000000"/>
+                <w:sz w:val="20"/>
+                <w:szCs w:val="20"/>
+              </w:rPr>
+              <w:t xml:space="preserve">    • Screen Space - Overlay: UI appears on top of everything (most common for menus)</w:t>
+            </w:r>
+            <w:r>
+              <w:rPr>
+                <w:rFonts w:ascii="Arial" w:cs="Arial" w:eastAsia="Arial" w:hAnsi="Arial"/>
+                <w:sz w:val="20"/>
+                <w:szCs w:val="20"/>
+              </w:rPr>
+              <w:br/>
+              <w:t xml:space="preserve"/>
+            </w:r>
+            <w:r>
+              <w:rPr>
+                <w:rFonts w:ascii="Arial" w:cs="Arial" w:eastAsia="Arial" w:hAnsi="Arial"/>
+                <w:b w:val="false"/>
+                <w:bCs w:val="false"/>
+                <w:i w:val="false"/>
+                <w:iCs w:val="false"/>
+                <w:color w:val="000000"/>
+                <w:sz w:val="20"/>
+                <w:szCs w:val="20"/>
+              </w:rPr>
+              <w:t xml:space="preserve">    • Screen Space - Camera: UI rendered to a camera texture (for 3D scenes)</w:t>
+            </w:r>
+            <w:r>
+              <w:rPr>
+                <w:rFonts w:ascii="Arial" w:cs="Arial" w:eastAsia="Arial" w:hAnsi="Arial"/>
+                <w:sz w:val="20"/>
+                <w:szCs w:val="20"/>
+              </w:rPr>
+              <w:br/>
+              <w:t xml:space="preserve"/>
+            </w:r>
+            <w:r>
+              <w:rPr>
+                <w:rFonts w:ascii="Arial" w:cs="Arial" w:eastAsia="Arial" w:hAnsi="Arial"/>
+                <w:b w:val="false"/>
+                <w:bCs w:val="false"/>
+                <w:i w:val="false"/>
+                <w:iCs w:val="false"/>
+                <w:color w:val="000000"/>
+                <w:sz w:val="20"/>
+                <w:szCs w:val="20"/>
+              </w:rPr>
+              <w:t xml:space="preserve">    • World Space: UI exists in the 3D world (for in-game labels)</w:t>
+            </w:r>
+            <w:r>
+              <w:rPr>
+                <w:rFonts w:ascii="Arial" w:cs="Arial" w:eastAsia="Arial" w:hAnsi="Arial"/>
+                <w:sz w:val="20"/>
+                <w:szCs w:val="20"/>
+              </w:rPr>
+              <w:br/>
+              <w:t xml:space="preserve"/>
+            </w:r>
+            <w:r>
+              <w:rPr>
+                <w:rFonts w:ascii="Arial" w:cs="Arial" w:eastAsia="Arial" w:hAnsi="Arial"/>
+                <w:b w:val="false"/>
+                <w:bCs w:val="false"/>
+                <w:i w:val="false"/>
+                <w:iCs w:val="false"/>
+                <w:color w:val="000000"/>
+                <w:sz w:val="20"/>
+                <w:szCs w:val="20"/>
+              </w:rPr>
+              <w:t xml:space="preserve">    • Anchor: What point on the screen does this element's position reference? (top-left, center, bottom-right, stretch, etc.)</w:t>
+            </w:r>
+            <w:r>
+              <w:rPr>
+                <w:rFonts w:ascii="Arial" w:cs="Arial" w:eastAsia="Arial" w:hAnsi="Arial"/>
+                <w:sz w:val="20"/>
+                <w:szCs w:val="20"/>
+              </w:rPr>
+              <w:br/>
+              <w:t xml:space="preserve"/>
+            </w:r>
+            <w:r>
+              <w:rPr>
+                <w:rFonts w:ascii="Arial" w:cs="Arial" w:eastAsia="Arial" w:hAnsi="Arial"/>
+                <w:b w:val="false"/>
+                <w:bCs w:val="false"/>
+                <w:i w:val="false"/>
+                <w:iCs w:val="false"/>
+                <w:color w:val="000000"/>
+                <w:sz w:val="20"/>
+                <w:szCs w:val="20"/>
+              </w:rPr>
+              <w:t xml:space="preserve">    • Pivot: Which point on the element itself is the "origin"?</w:t>
+            </w:r>
+            <w:r>
+              <w:rPr>
+                <w:rFonts w:ascii="Arial" w:cs="Arial" w:eastAsia="Arial" w:hAnsi="Arial"/>
+                <w:sz w:val="20"/>
+                <w:szCs w:val="20"/>
+              </w:rPr>
+              <w:br/>
+              <w:t xml:space="preserve"/>
+            </w:r>
+            <w:r>
+              <w:rPr>
+                <w:rFonts w:ascii="Arial" w:cs="Arial" w:eastAsia="Arial" w:hAnsi="Arial"/>
+                <w:b w:val="false"/>
+                <w:bCs w:val="false"/>
+                <w:i w:val="false"/>
+                <w:iCs w:val="false"/>
+                <w:color w:val="000000"/>
+                <w:sz w:val="20"/>
+                <w:szCs w:val="20"/>
+              </w:rPr>
+              <w:t xml:space="preserve">    • Pos X/Y: Position relative to the anchor</w:t>
+            </w:r>
+            <w:r>
+              <w:rPr>
+                <w:rFonts w:ascii="Arial" w:cs="Arial" w:eastAsia="Arial" w:hAnsi="Arial"/>
+                <w:sz w:val="20"/>
+                <w:szCs w:val="20"/>
+              </w:rPr>
+              <w:br/>
+              <w:t xml:space="preserve"/>
+            </w:r>
+            <w:r>
+              <w:rPr>
+                <w:rFonts w:ascii="Arial" w:cs="Arial" w:eastAsia="Arial" w:hAnsi="Arial"/>
+                <w:b w:val="false"/>
+                <w:bCs w:val="false"/>
+                <w:i w:val="false"/>
+                <w:iCs w:val="false"/>
+                <w:color w:val="000000"/>
+                <w:sz w:val="20"/>
+                <w:szCs w:val="20"/>
+              </w:rPr>
+              <w:t xml:space="preserve">    • Width/Height: Size in pixels</w:t>
+            </w:r>
+            <w:r>
+              <w:rPr>
+                <w:rFonts w:ascii="Arial" w:cs="Arial" w:eastAsia="Arial" w:hAnsi="Arial"/>
+                <w:sz w:val="20"/>
+                <w:szCs w:val="20"/>
+              </w:rPr>
+              <w:br/>
+              <w:t xml:space="preserve"/>
+            </w:r>
+            <w:r>
+              <w:rPr>
+                <w:rFonts w:ascii="Arial" w:cs="Arial" w:eastAsia="Arial" w:hAnsi="Arial"/>
+                <w:sz w:val="20"/>
+                <w:szCs w:val="20"/>
+              </w:rPr>
+              <w:br/>
+              <w:t xml:space="preserve"/>
+            </w:r>
+            <w:r>
+              <w:rPr>
+                <w:rFonts w:ascii="Arial" w:cs="Arial" w:eastAsia="Arial" w:hAnsi="Arial"/>
+                <w:b/>
+                <w:bCs/>
+                <w:i w:val="false"/>
+                <w:iCs w:val="false"/>
+                <w:color w:val="000000"/>
+                <w:sz w:val="20"/>
+                <w:szCs w:val="20"/>
+              </w:rPr>
+              <w:t xml:space="preserve">Vocabulary: </w:t>
+            </w:r>
+            <w:r>
+              <w:rPr>
+                <w:rFonts w:ascii="Arial" w:cs="Arial" w:eastAsia="Arial" w:hAnsi="Arial"/>
+                <w:b w:val="false"/>
+                <w:bCs w:val="false"/>
+                <w:i w:val="false"/>
+                <w:iCs w:val="false"/>
+                <w:color w:val="000000"/>
+                <w:sz w:val="20"/>
+                <w:szCs w:val="20"/>
+              </w:rPr>
+              <w:t xml:space="preserve">Canvas, Screen Space - Overlay, Screen Space - Camera, World Space, RectTransform, Anchor</w:t>
+            </w:r>
+            <w:r>
+              <w:rPr>
+                <w:rFonts w:ascii="Arial" w:cs="Arial" w:eastAsia="Arial" w:hAnsi="Arial"/>
+                <w:sz w:val="20"/>
+                <w:szCs w:val="20"/>
+              </w:rPr>
+              <w:br/>
+              <w:t xml:space="preserve"/>
+            </w:r>
+            <w:r>
+              <w:rPr>
+                <w:rFonts w:ascii="Arial" w:cs="Arial" w:eastAsia="Arial" w:hAnsi="Arial"/>
+                <w:sz w:val="20"/>
+                <w:szCs w:val="20"/>
+              </w:rPr>
+              <w:br/>
+              <w:t xml:space="preserve"/>
+            </w:r>
+            <w:r>
+              <w:rPr>
+                <w:rFonts w:ascii="Arial" w:cs="Arial" w:eastAsia="Arial" w:hAnsi="Arial"/>
+                <w:b/>
+                <w:bCs/>
+                <w:i/>
+                <w:iCs/>
+                <w:color w:val="555555"/>
+                <w:sz w:val="20"/>
+                <w:szCs w:val="20"/>
+              </w:rPr>
+              <w:t xml:space="preserve">→ Live Demo — </w:t>
+            </w:r>
+            <w:r>
+              <w:rPr>
+                <w:rFonts w:ascii="Arial" w:cs="Arial" w:eastAsia="Arial" w:hAnsi="Arial"/>
+                <w:b w:val="false"/>
+                <w:bCs w:val="false"/>
+                <w:i/>
+                <w:iCs/>
+                <w:color w:val="555555"/>
+                <w:sz w:val="20"/>
+                <w:szCs w:val="20"/>
+              </w:rPr>
+              <w:t xml:space="preserve">type examples as students follow along in their own editor.</w:t>
+            </w:r>
+            <w:r>
+              <w:rPr>
+                <w:rFonts w:ascii="Arial" w:cs="Arial" w:eastAsia="Arial" w:hAnsi="Arial"/>
+                <w:sz w:val="20"/>
+                <w:szCs w:val="20"/>
+              </w:rPr>
+              <w:br/>
+              <w:t xml:space="preserve"/>
+            </w:r>
+            <w:r>
+              <w:rPr>
+                <w:rFonts w:ascii="Arial" w:cs="Arial" w:eastAsia="Arial" w:hAnsi="Arial"/>
+                <w:b/>
+                <w:bCs/>
+                <w:i/>
+                <w:iCs/>
+                <w:color w:val="555555"/>
+                <w:sz w:val="20"/>
+                <w:szCs w:val="20"/>
+              </w:rPr>
+              <w:t xml:space="preserve">→ Check for Understanding: </w:t>
+            </w:r>
+            <w:r>
+              <w:rPr>
+                <w:rFonts w:ascii="Arial" w:cs="Arial" w:eastAsia="Arial" w:hAnsi="Arial"/>
+                <w:b w:val="false"/>
+                <w:bCs w:val="false"/>
+                <w:i/>
+                <w:iCs/>
+                <w:color w:val="555555"/>
+                <w:sz w:val="20"/>
+                <w:szCs w:val="20"/>
+              </w:rPr>
+              <w:t xml:space="preserve">pause and cold-call: “Can someone explain what we just did in their own words?”</w:t>
             </w:r>
           </w:p>
         </w:tc>
@@ -377,9 +999,9 @@
               <w:right w:val="single" w:color="CCCCCC" w:sz="1"/>
             </w:tcBorders>
             <w:tcMar>
-              <w:top w:type="dxa" w:w="60"/>
+              <w:top w:type="dxa" w:w="80"/>
               <w:left w:type="dxa" w:w="120"/>
-              <w:bottom w:type="dxa" w:w="60"/>
+              <w:bottom w:type="dxa" w:w="80"/>
               <w:right w:type="dxa" w:w="120"/>
             </w:tcMar>
           </w:tcPr>
@@ -406,20 +1028,90 @@
               <w:right w:val="single" w:color="CCCCCC" w:sz="1"/>
             </w:tcBorders>
             <w:tcMar>
-              <w:top w:type="dxa" w:w="60"/>
+              <w:top w:type="dxa" w:w="80"/>
               <w:left w:type="dxa" w:w="120"/>
-              <w:bottom w:type="dxa" w:w="60"/>
+              <w:bottom w:type="dxa" w:w="80"/>
               <w:right w:type="dxa" w:w="120"/>
             </w:tcMar>
           </w:tcPr>
           <w:p>
-            <w:r>
-              <w:rPr>
-                <w:rFonts w:ascii="Arial" w:cs="Arial" w:eastAsia="Arial" w:hAnsi="Arial"/>
-                <w:sz w:val="20"/>
-                <w:szCs w:val="20"/>
+            <w:pPr>
+              <w:spacing w:after="80" w:before="80"/>
+            </w:pPr>
+            <w:r>
+              <w:rPr>
+                <w:rFonts w:ascii="Arial" w:cs="Arial" w:eastAsia="Arial" w:hAnsi="Arial"/>
+                <w:b/>
+                <w:bCs/>
+                <w:i w:val="false"/>
+                <w:iCs w:val="false"/>
+                <w:color w:val="000000"/>
+                <w:sz w:val="22"/>
+                <w:szCs w:val="22"/>
               </w:rPr>
               <w:t xml:space="preserve">Guided Practice</w:t>
+            </w:r>
+            <w:r>
+              <w:rPr>
+                <w:rFonts w:ascii="Arial" w:cs="Arial" w:eastAsia="Arial" w:hAnsi="Arial"/>
+                <w:sz w:val="20"/>
+                <w:szCs w:val="20"/>
+              </w:rPr>
+              <w:br/>
+              <w:t xml:space="preserve"/>
+            </w:r>
+            <w:r>
+              <w:rPr>
+                <w:rFonts w:ascii="Arial" w:cs="Arial" w:eastAsia="Arial" w:hAnsi="Arial"/>
+                <w:sz w:val="20"/>
+                <w:szCs w:val="20"/>
+              </w:rPr>
+              <w:br/>
+              <w:t xml:space="preserve"/>
+            </w:r>
+            <w:r>
+              <w:rPr>
+                <w:rFonts w:ascii="Arial" w:cs="Arial" w:eastAsia="Arial" w:hAnsi="Arial"/>
+                <w:b w:val="false"/>
+                <w:bCs w:val="false"/>
+                <w:i w:val="false"/>
+                <w:iCs w:val="false"/>
+                <w:color w:val="000000"/>
+                <w:sz w:val="20"/>
+                <w:szCs w:val="20"/>
+              </w:rPr>
+              <w:t xml:space="preserve">1. Create a Title Screen Layout:</w:t>
+            </w:r>
+            <w:r>
+              <w:rPr>
+                <w:rFonts w:ascii="Arial" w:cs="Arial" w:eastAsia="Arial" w:hAnsi="Arial"/>
+                <w:sz w:val="20"/>
+                <w:szCs w:val="20"/>
+              </w:rPr>
+              <w:br/>
+              <w:t xml:space="preserve"/>
+            </w:r>
+            <w:r>
+              <w:rPr>
+                <w:rFonts w:ascii="Arial" w:cs="Arial" w:eastAsia="Arial" w:hAnsi="Arial"/>
+                <w:sz w:val="20"/>
+                <w:szCs w:val="20"/>
+              </w:rPr>
+              <w:br/>
+              <w:t xml:space="preserve"/>
+            </w:r>
+            <w:r>
+              <w:rPr>
+                <w:rFonts w:ascii="Arial" w:cs="Arial" w:eastAsia="Arial" w:hAnsi="Arial"/>
+                <w:b w:val="false"/>
+                <w:bCs w:val="false"/>
+                <w:i/>
+                <w:iCs/>
+                <w:color w:val="555555"/>
+                <w:sz w:val="20"/>
+                <w:szCs w:val="20"/>
+              </w:rPr>
+              <w:t xml:space="preserve">→ Teacher models — students try alongside, then compare results.</w:t>
             </w:r>
           </w:p>
         </w:tc>
@@ -435,9 +1127,9 @@
               <w:right w:val="single" w:color="CCCCCC" w:sz="1"/>
             </w:tcBorders>
             <w:tcMar>
-              <w:top w:type="dxa" w:w="60"/>
+              <w:top w:type="dxa" w:w="80"/>
               <w:left w:type="dxa" w:w="120"/>
-              <w:bottom w:type="dxa" w:w="60"/>
+              <w:bottom w:type="dxa" w:w="80"/>
               <w:right w:type="dxa" w:w="120"/>
             </w:tcMar>
           </w:tcPr>
@@ -450,7 +1142,7 @@
                 <w:sz w:val="20"/>
                 <w:szCs w:val="20"/>
               </w:rPr>
-              <w:t xml:space="preserve">15-20 min</w:t>
+              <w:t xml:space="preserve">15–20 min</w:t>
             </w:r>
           </w:p>
         </w:tc>
@@ -464,20 +1156,81 @@
               <w:right w:val="single" w:color="CCCCCC" w:sz="1"/>
             </w:tcBorders>
             <w:tcMar>
-              <w:top w:type="dxa" w:w="60"/>
+              <w:top w:type="dxa" w:w="80"/>
               <w:left w:type="dxa" w:w="120"/>
-              <w:bottom w:type="dxa" w:w="60"/>
+              <w:bottom w:type="dxa" w:w="80"/>
               <w:right w:type="dxa" w:w="120"/>
             </w:tcMar>
           </w:tcPr>
           <w:p>
-            <w:r>
-              <w:rPr>
-                <w:rFonts w:ascii="Arial" w:cs="Arial" w:eastAsia="Arial" w:hAnsi="Arial"/>
-                <w:sz w:val="20"/>
-                <w:szCs w:val="20"/>
-              </w:rPr>
-              <w:t xml:space="preserve">Independent Practice / Build Time</w:t>
+            <w:pPr>
+              <w:spacing w:after="80" w:before="80"/>
+            </w:pPr>
+            <w:r>
+              <w:rPr>
+                <w:rFonts w:ascii="Arial" w:cs="Arial" w:eastAsia="Arial" w:hAnsi="Arial"/>
+                <w:b/>
+                <w:bCs/>
+                <w:i w:val="false"/>
+                <w:iCs w:val="false"/>
+                <w:color w:val="000000"/>
+                <w:sz w:val="22"/>
+                <w:szCs w:val="22"/>
+              </w:rPr>
+              <w:t xml:space="preserve">Independent Practice / Code Along</w:t>
+            </w:r>
+            <w:r>
+              <w:rPr>
+                <w:rFonts w:ascii="Arial" w:cs="Arial" w:eastAsia="Arial" w:hAnsi="Arial"/>
+                <w:sz w:val="20"/>
+                <w:szCs w:val="20"/>
+              </w:rPr>
+              <w:br/>
+              <w:t xml:space="preserve"/>
+            </w:r>
+            <w:r>
+              <w:rPr>
+                <w:rFonts w:ascii="Arial" w:cs="Arial" w:eastAsia="Arial" w:hAnsi="Arial"/>
+                <w:b w:val="false"/>
+                <w:bCs w:val="false"/>
+                <w:i w:val="false"/>
+                <w:iCs w:val="false"/>
+                <w:color w:val="000000"/>
+                <w:sz w:val="20"/>
+                <w:szCs w:val="20"/>
+              </w:rPr>
+              <w:t xml:space="preserve">    Work through problems from the day's exercise set.</w:t>
+            </w:r>
+            <w:r>
+              <w:rPr>
+                <w:rFonts w:ascii="Arial" w:cs="Arial" w:eastAsia="Arial" w:hAnsi="Arial"/>
+                <w:sz w:val="20"/>
+                <w:szCs w:val="20"/>
+              </w:rPr>
+              <w:br/>
+              <w:t xml:space="preserve"/>
+            </w:r>
+            <w:r>
+              <w:rPr>
+                <w:rFonts w:ascii="Arial" w:cs="Arial" w:eastAsia="Arial" w:hAnsi="Arial"/>
+                <w:sz w:val="20"/>
+                <w:szCs w:val="20"/>
+              </w:rPr>
+              <w:br/>
+              <w:t xml:space="preserve"/>
+            </w:r>
+            <w:r>
+              <w:rPr>
+                <w:rFonts w:ascii="Arial" w:cs="Arial" w:eastAsia="Arial" w:hAnsi="Arial"/>
+                <w:b w:val="false"/>
+                <w:bCs w:val="false"/>
+                <w:i/>
+                <w:iCs/>
+                <w:color w:val="555555"/>
+                <w:sz w:val="20"/>
+                <w:szCs w:val="20"/>
+              </w:rPr>
+              <w:t xml:space="preserve">→ Teacher circulates — offer hints, check for understanding.</w:t>
             </w:r>
           </w:p>
         </w:tc>
@@ -493,9 +1246,9 @@
               <w:right w:val="single" w:color="CCCCCC" w:sz="1"/>
             </w:tcBorders>
             <w:tcMar>
-              <w:top w:type="dxa" w:w="60"/>
+              <w:top w:type="dxa" w:w="80"/>
               <w:left w:type="dxa" w:w="120"/>
-              <w:bottom w:type="dxa" w:w="60"/>
+              <w:bottom w:type="dxa" w:w="80"/>
               <w:right w:type="dxa" w:w="120"/>
             </w:tcMar>
           </w:tcPr>
@@ -522,20 +1275,90 @@
               <w:right w:val="single" w:color="CCCCCC" w:sz="1"/>
             </w:tcBorders>
             <w:tcMar>
-              <w:top w:type="dxa" w:w="60"/>
+              <w:top w:type="dxa" w:w="80"/>
               <w:left w:type="dxa" w:w="120"/>
-              <w:bottom w:type="dxa" w:w="60"/>
+              <w:bottom w:type="dxa" w:w="80"/>
               <w:right w:type="dxa" w:w="120"/>
             </w:tcMar>
           </w:tcPr>
           <w:p>
-            <w:r>
-              <w:rPr>
-                <w:rFonts w:ascii="Arial" w:cs="Arial" w:eastAsia="Arial" w:hAnsi="Arial"/>
-                <w:sz w:val="20"/>
-                <w:szCs w:val="20"/>
+            <w:pPr>
+              <w:spacing w:after="80" w:before="80"/>
+            </w:pPr>
+            <w:r>
+              <w:rPr>
+                <w:rFonts w:ascii="Arial" w:cs="Arial" w:eastAsia="Arial" w:hAnsi="Arial"/>
+                <w:b/>
+                <w:bCs/>
+                <w:i w:val="false"/>
+                <w:iCs w:val="false"/>
+                <w:color w:val="000000"/>
+                <w:sz w:val="22"/>
+                <w:szCs w:val="22"/>
               </w:rPr>
               <w:t xml:space="preserve">Exit Ticket / Wrap-Up</w:t>
+            </w:r>
+            <w:r>
+              <w:rPr>
+                <w:rFonts w:ascii="Arial" w:cs="Arial" w:eastAsia="Arial" w:hAnsi="Arial"/>
+                <w:sz w:val="20"/>
+                <w:szCs w:val="20"/>
+              </w:rPr>
+              <w:br/>
+              <w:t xml:space="preserve"/>
+            </w:r>
+            <w:r>
+              <w:rPr>
+                <w:rFonts w:ascii="Arial" w:cs="Arial" w:eastAsia="Arial" w:hAnsi="Arial"/>
+                <w:sz w:val="20"/>
+                <w:szCs w:val="20"/>
+              </w:rPr>
+              <w:br/>
+              <w:t xml:space="preserve"/>
+            </w:r>
+            <w:r>
+              <w:rPr>
+                <w:rFonts w:ascii="Arial" w:cs="Arial" w:eastAsia="Arial" w:hAnsi="Arial"/>
+                <w:b w:val="false"/>
+                <w:bCs w:val="false"/>
+                <w:i w:val="false"/>
+                <w:iCs w:val="false"/>
+                <w:color w:val="000000"/>
+                <w:sz w:val="20"/>
+                <w:szCs w:val="20"/>
+              </w:rPr>
+              <w:t xml:space="preserve">Quick Check: Set up a Canvas and position UI elements using RectTransform?</w:t>
+            </w:r>
+            <w:r>
+              <w:rPr>
+                <w:rFonts w:ascii="Arial" w:cs="Arial" w:eastAsia="Arial" w:hAnsi="Arial"/>
+                <w:sz w:val="20"/>
+                <w:szCs w:val="20"/>
+              </w:rPr>
+              <w:br/>
+              <w:t xml:space="preserve"/>
+            </w:r>
+            <w:r>
+              <w:rPr>
+                <w:rFonts w:ascii="Arial" w:cs="Arial" w:eastAsia="Arial" w:hAnsi="Arial"/>
+                <w:sz w:val="20"/>
+                <w:szCs w:val="20"/>
+              </w:rPr>
+              <w:br/>
+              <w:t xml:space="preserve"/>
+            </w:r>
+            <w:r>
+              <w:rPr>
+                <w:rFonts w:ascii="Arial" w:cs="Arial" w:eastAsia="Arial" w:hAnsi="Arial"/>
+                <w:b w:val="false"/>
+                <w:bCs w:val="false"/>
+                <w:i/>
+                <w:iCs/>
+                <w:color w:val="555555"/>
+                <w:sz w:val="20"/>
+                <w:szCs w:val="20"/>
+              </w:rPr>
+              <w:t xml:space="preserve">→ 3–2–1: Name 3 things learned, 2 new vocab words, 1 question you still have.</w:t>
             </w:r>
           </w:p>
         </w:tc>

--- a/Video Game Design - year/Unit 5 - Game Design Principles & UI/Daily Lesson Plans/Word/Day 5.docx
+++ b/Video Game Design - year/Unit 5 - Game Design Principles & UI/Daily Lesson Plans/Word/Day 5.docx
@@ -380,7 +380,7 @@
                 <w:sz w:val="20"/>
                 <w:szCs w:val="20"/>
               </w:rPr>
-              <w:t xml:space="preserve">    In your own words: Set up a Canvas and position UI elements using RectTransform?</w:t>
+              <w:t xml:space="preserve">    Why might a programmer need to set up a Canvas and position UI elements using RectTransform? What problem does it solve?</w:t>
             </w:r>
             <w:r>
               <w:rPr>
@@ -477,7 +477,7 @@
                 <w:sz w:val="20"/>
                 <w:szCs w:val="20"/>
               </w:rPr>
-              <w:t xml:space="preserve">Today's Goal: By the end of class you will be able to set up a Canvas and position UI elements using RectTransform.</w:t>
+              <w:t xml:space="preserve">Today’s Goal: By the end of class you will be able to set up a Canvas and position UI elements using RectTransform.</w:t>
             </w:r>
             <w:r>
               <w:rPr>
@@ -1327,7 +1327,7 @@
                 <w:sz w:val="20"/>
                 <w:szCs w:val="20"/>
               </w:rPr>
-              <w:t xml:space="preserve">Quick Check: Set up a Canvas and position UI elements using RectTransform?</w:t>
+              <w:t xml:space="preserve">Describe the steps you'd follow to set up a Canvas and position UI elements using RectTransform. What would you check to confirm it worked?</w:t>
             </w:r>
             <w:r>
               <w:rPr>

--- a/Video Game Design - year/Unit 5 - Game Design Principles & UI/Daily Lesson Plans/Word/Day 5.docx
+++ b/Video Game Design - year/Unit 5 - Game Design Principles & UI/Daily Lesson Plans/Word/Day 5.docx
@@ -1191,15 +1191,98 @@
             <w:r>
               <w:rPr>
                 <w:rFonts w:ascii="Arial" w:cs="Arial" w:eastAsia="Arial" w:hAnsi="Arial"/>
-                <w:b w:val="false"/>
-                <w:bCs w:val="false"/>
-                <w:i w:val="false"/>
-                <w:iCs w:val="false"/>
-                <w:color w:val="000000"/>
-                <w:sz w:val="20"/>
-                <w:szCs w:val="20"/>
-              </w:rPr>
-              <w:t xml:space="preserve">    Work through problems from the day's exercise set.</w:t>
+                <w:b/>
+                <w:bCs/>
+                <w:i w:val="false"/>
+                <w:iCs w:val="false"/>
+                <w:color w:val="000000"/>
+                <w:sz w:val="20"/>
+                <w:szCs w:val="20"/>
+              </w:rPr>
+              <w:t xml:space="preserve">    Beginner: </w:t>
+            </w:r>
+            <w:r>
+              <w:rPr>
+                <w:rFonts w:ascii="Arial" w:cs="Arial" w:eastAsia="Arial" w:hAnsi="Arial"/>
+                <w:b w:val="false"/>
+                <w:bCs w:val="false"/>
+                <w:i w:val="false"/>
+                <w:iCs w:val="false"/>
+                <w:color w:val="000000"/>
+                <w:sz w:val="20"/>
+                <w:szCs w:val="20"/>
+              </w:rPr>
+              <w:t xml:space="preserve">What's the difference between Canvas Anchor and RectTransform Pivot?</w:t>
+            </w:r>
+            <w:r>
+              <w:rPr>
+                <w:rFonts w:ascii="Arial" w:cs="Arial" w:eastAsia="Arial" w:hAnsi="Arial"/>
+                <w:sz w:val="20"/>
+                <w:szCs w:val="20"/>
+              </w:rPr>
+              <w:br/>
+              <w:t xml:space="preserve"/>
+            </w:r>
+            <w:r>
+              <w:rPr>
+                <w:rFonts w:ascii="Arial" w:cs="Arial" w:eastAsia="Arial" w:hAnsi="Arial"/>
+                <w:b/>
+                <w:bCs/>
+                <w:i w:val="false"/>
+                <w:iCs w:val="false"/>
+                <w:color w:val="000000"/>
+                <w:sz w:val="20"/>
+                <w:szCs w:val="20"/>
+              </w:rPr>
+              <w:t xml:space="preserve">    Intermediate: </w:t>
+            </w:r>
+            <w:r>
+              <w:rPr>
+                <w:rFonts w:ascii="Arial" w:cs="Arial" w:eastAsia="Arial" w:hAnsi="Arial"/>
+                <w:b w:val="false"/>
+                <w:bCs w:val="false"/>
+                <w:i w:val="false"/>
+                <w:iCs w:val="false"/>
+                <w:color w:val="000000"/>
+                <w:sz w:val="20"/>
+                <w:szCs w:val="20"/>
+              </w:rPr>
+              <w:t xml:space="preserve">You have a button at position (0, 0). Its anchor is set to top-left. Now you change the anchor to center. Where does the button appear?…</w:t>
+            </w:r>
+            <w:r>
+              <w:rPr>
+                <w:rFonts w:ascii="Arial" w:cs="Arial" w:eastAsia="Arial" w:hAnsi="Arial"/>
+                <w:sz w:val="20"/>
+                <w:szCs w:val="20"/>
+              </w:rPr>
+              <w:br/>
+              <w:t xml:space="preserve"/>
+            </w:r>
+            <w:r>
+              <w:rPr>
+                <w:rFonts w:ascii="Arial" w:cs="Arial" w:eastAsia="Arial" w:hAnsi="Arial"/>
+                <w:b/>
+                <w:bCs/>
+                <w:i w:val="false"/>
+                <w:iCs w:val="false"/>
+                <w:color w:val="000000"/>
+                <w:sz w:val="20"/>
+                <w:szCs w:val="20"/>
+              </w:rPr>
+              <w:t xml:space="preserve">    Challenge: </w:t>
+            </w:r>
+            <w:r>
+              <w:rPr>
+                <w:rFonts w:ascii="Arial" w:cs="Arial" w:eastAsia="Arial" w:hAnsi="Arial"/>
+                <w:b w:val="false"/>
+                <w:bCs w:val="false"/>
+                <w:i w:val="false"/>
+                <w:iCs w:val="false"/>
+                <w:color w:val="000000"/>
+                <w:sz w:val="20"/>
+                <w:szCs w:val="20"/>
+              </w:rPr>
+              <w:t xml:space="preserve">Design a responsive health bar that sticks to the top-left, is 300 pixels wide, and maintains 16:9 aspect ratio. Write the RectTransform set…</w:t>
             </w:r>
             <w:r>
               <w:rPr>
@@ -1592,240 +1675,6 @@
           <w:szCs w:val="20"/>
         </w:rPr>
         <w:t xml:space="preserve">Aspect Ratio Fitter: Automatically scales elements to maintain proportions on different screen sizes.</w:t>
-      </w:r>
-    </w:p>
-    <w:p>
-      <w:pPr>
-        <w:spacing w:after="60"/>
-      </w:pPr>
-      <w:r>
-        <w:rPr>
-          <w:rFonts w:ascii="Arial" w:cs="Arial" w:eastAsia="Arial" w:hAnsi="Arial"/>
-          <w:sz w:val="20"/>
-          <w:szCs w:val="20"/>
-        </w:rPr>
-        <w:t xml:space="preserve">1. Create Canvas:</w:t>
-      </w:r>
-    </w:p>
-    <w:p>
-      <w:pPr>
-        <w:spacing w:after="60"/>
-      </w:pPr>
-      <w:r>
-        <w:rPr>
-          <w:rFonts w:ascii="Arial" w:cs="Arial" w:eastAsia="Arial" w:hAnsi="Arial"/>
-          <w:sz w:val="20"/>
-          <w:szCs w:val="20"/>
-        </w:rPr>
-        <w:t xml:space="preserve">- Right-click Hierarchy → UI → Canvas (built-in)</w:t>
-      </w:r>
-    </w:p>
-    <w:p>
-      <w:pPr>
-        <w:spacing w:after="60"/>
-      </w:pPr>
-      <w:r>
-        <w:rPr>
-          <w:rFonts w:ascii="Arial" w:cs="Arial" w:eastAsia="Arial" w:hAnsi="Arial"/>
-          <w:sz w:val="20"/>
-          <w:szCs w:val="20"/>
-        </w:rPr>
-        <w:t xml:space="preserve">- This creates a Canvas with a GraphicsRaycaster component</w:t>
-      </w:r>
-    </w:p>
-    <w:p>
-      <w:pPr>
-        <w:spacing w:after="60"/>
-      </w:pPr>
-      <w:r>
-        <w:rPr>
-          <w:rFonts w:ascii="Arial" w:cs="Arial" w:eastAsia="Arial" w:hAnsi="Arial"/>
-          <w:sz w:val="20"/>
-          <w:szCs w:val="20"/>
-        </w:rPr>
-        <w:t xml:space="preserve">2. Inspect Canvas:</w:t>
-      </w:r>
-    </w:p>
-    <w:p>
-      <w:pPr>
-        <w:spacing w:after="60"/>
-      </w:pPr>
-      <w:r>
-        <w:rPr>
-          <w:rFonts w:ascii="Arial" w:cs="Arial" w:eastAsia="Arial" w:hAnsi="Arial"/>
-          <w:sz w:val="20"/>
-          <w:szCs w:val="20"/>
-        </w:rPr>
-        <w:t xml:space="preserve">- Canvas Scaler: Set to "Scale with Screen Size" (responsive design)</w:t>
-      </w:r>
-    </w:p>
-    <w:p>
-      <w:pPr>
-        <w:spacing w:after="60"/>
-      </w:pPr>
-      <w:r>
-        <w:rPr>
-          <w:rFonts w:ascii="Arial" w:cs="Arial" w:eastAsia="Arial" w:hAnsi="Arial"/>
-          <w:sz w:val="20"/>
-          <w:szCs w:val="20"/>
-        </w:rPr>
-        <w:t xml:space="preserve">- Reference Resolution: 1920x1080</w:t>
-      </w:r>
-    </w:p>
-    <w:p>
-      <w:pPr>
-        <w:spacing w:after="60"/>
-      </w:pPr>
-      <w:r>
-        <w:rPr>
-          <w:rFonts w:ascii="Arial" w:cs="Arial" w:eastAsia="Arial" w:hAnsi="Arial"/>
-          <w:sz w:val="20"/>
-          <w:szCs w:val="20"/>
-        </w:rPr>
-        <w:t xml:space="preserve">3. Add a Panel to Canvas:</w:t>
-      </w:r>
-    </w:p>
-    <w:p>
-      <w:pPr>
-        <w:spacing w:after="60"/>
-      </w:pPr>
-      <w:r>
-        <w:rPr>
-          <w:rFonts w:ascii="Arial" w:cs="Arial" w:eastAsia="Arial" w:hAnsi="Arial"/>
-          <w:sz w:val="20"/>
-          <w:szCs w:val="20"/>
-        </w:rPr>
-        <w:t xml:space="preserve">- Right-click Canvas → UI → Panel - ImageTarget</w:t>
-      </w:r>
-    </w:p>
-    <w:p>
-      <w:pPr>
-        <w:spacing w:after="60"/>
-      </w:pPr>
-      <w:r>
-        <w:rPr>
-          <w:rFonts w:ascii="Arial" w:cs="Arial" w:eastAsia="Arial" w:hAnsi="Arial"/>
-          <w:sz w:val="20"/>
-          <w:szCs w:val="20"/>
-        </w:rPr>
-        <w:t xml:space="preserve">- In Inspector, set:</w:t>
-      </w:r>
-    </w:p>
-    <w:p>
-      <w:pPr>
-        <w:spacing w:after="60"/>
-      </w:pPr>
-      <w:r>
-        <w:rPr>
-          <w:rFonts w:ascii="Arial" w:cs="Arial" w:eastAsia="Arial" w:hAnsi="Arial"/>
-          <w:sz w:val="20"/>
-          <w:szCs w:val="20"/>
-        </w:rPr>
-        <w:t xml:space="preserve">- Anchors: Top, Left (or use preset button)</w:t>
-      </w:r>
-    </w:p>
-    <w:p>
-      <w:pPr>
-        <w:spacing w:after="60"/>
-      </w:pPr>
-      <w:r>
-        <w:rPr>
-          <w:rFonts w:ascii="Arial" w:cs="Arial" w:eastAsia="Arial" w:hAnsi="Arial"/>
-          <w:sz w:val="20"/>
-          <w:szCs w:val="20"/>
-        </w:rPr>
-        <w:t xml:space="preserve">- Pos X: 100, Pos Y: -100</w:t>
-      </w:r>
-    </w:p>
-    <w:p>
-      <w:pPr>
-        <w:spacing w:after="60"/>
-      </w:pPr>
-      <w:r>
-        <w:rPr>
-          <w:rFonts w:ascii="Arial" w:cs="Arial" w:eastAsia="Arial" w:hAnsi="Arial"/>
-          <w:sz w:val="20"/>
-          <w:szCs w:val="20"/>
-        </w:rPr>
-        <w:t xml:space="preserve">- Width: 200, Height: 100</w:t>
-      </w:r>
-    </w:p>
-    <w:p>
-      <w:pPr>
-        <w:spacing w:after="60"/>
-      </w:pPr>
-      <w:r>
-        <w:rPr>
-          <w:rFonts w:ascii="Arial" w:cs="Arial" w:eastAsia="Arial" w:hAnsi="Arial"/>
-          <w:sz w:val="20"/>
-          <w:szCs w:val="20"/>
-        </w:rPr>
-        <w:t xml:space="preserve">4. Add a Button to Panel:</w:t>
-      </w:r>
-    </w:p>
-    <w:p>
-      <w:pPr>
-        <w:spacing w:after="60"/>
-      </w:pPr>
-      <w:r>
-        <w:rPr>
-          <w:rFonts w:ascii="Arial" w:cs="Arial" w:eastAsia="Arial" w:hAnsi="Arial"/>
-          <w:sz w:val="20"/>
-          <w:szCs w:val="20"/>
-        </w:rPr>
-        <w:t xml:space="preserve">- Right-click Panel → UI → Button</w:t>
-      </w:r>
-    </w:p>
-    <w:p>
-      <w:pPr>
-        <w:spacing w:after="60"/>
-      </w:pPr>
-      <w:r>
-        <w:rPr>
-          <w:rFonts w:ascii="Arial" w:cs="Arial" w:eastAsia="Arial" w:hAnsi="Arial"/>
-          <w:sz w:val="20"/>
-          <w:szCs w:val="20"/>
-        </w:rPr>
-        <w:t xml:space="preserve">- Observe how it's positioned relative to the parent</w:t>
-      </w:r>
-    </w:p>
-    <w:p>
-      <w:pPr>
-        <w:spacing w:after="60"/>
-      </w:pPr>
-      <w:r>
-        <w:rPr>
-          <w:rFonts w:ascii="Arial" w:cs="Arial" w:eastAsia="Arial" w:hAnsi="Arial"/>
-          <w:sz w:val="20"/>
-          <w:szCs w:val="20"/>
-        </w:rPr>
-        <w:t xml:space="preserve">5. Preview different screen sizes:</w:t>
-      </w:r>
-    </w:p>
-    <w:p>
-      <w:pPr>
-        <w:spacing w:after="60"/>
-      </w:pPr>
-      <w:r>
-        <w:rPr>
-          <w:rFonts w:ascii="Arial" w:cs="Arial" w:eastAsia="Arial" w:hAnsi="Arial"/>
-          <w:sz w:val="20"/>
-          <w:szCs w:val="20"/>
-        </w:rPr>
-        <w:t xml:space="preserve">- In Game view, change aspect ratio dropdown</w:t>
-      </w:r>
-    </w:p>
-    <w:p>
-      <w:pPr>
-        <w:spacing w:after="60"/>
-      </w:pPr>
-      <w:r>
-        <w:rPr>
-          <w:rFonts w:ascii="Arial" w:cs="Arial" w:eastAsia="Arial" w:hAnsi="Arial"/>
-          <w:sz w:val="20"/>
-          <w:szCs w:val="20"/>
-        </w:rPr>
-        <w:t xml:space="preserve">- Does layout hold? Adjust anchors as needed</w:t>
       </w:r>
     </w:p>
     <w:p>
@@ -2319,6 +2168,94 @@
       <w:pPr>
         <w:spacing w:after="160"/>
       </w:pPr>
+    </w:p>
+    <w:p>
+      <w:pPr>
+        <w:pBdr>
+          <w:bottom w:val="single" w:color="5B2D8E" w:sz="4" w:space="4"/>
+        </w:pBdr>
+        <w:spacing w:after="100" w:before="120"/>
+      </w:pPr>
+      <w:r>
+        <w:rPr>
+          <w:rFonts w:ascii="Arial" w:cs="Arial" w:eastAsia="Arial" w:hAnsi="Arial"/>
+          <w:b/>
+          <w:bCs/>
+          <w:color w:val="5B2D8E"/>
+          <w:sz w:val="24"/>
+          <w:szCs w:val="24"/>
+        </w:rPr>
+        <w:t xml:space="preserve">Practice Problems</w:t>
+      </w:r>
+    </w:p>
+    <w:p>
+      <w:pPr>
+        <w:spacing w:after="80"/>
+      </w:pPr>
+      <w:r>
+        <w:rPr>
+          <w:rFonts w:ascii="Arial" w:cs="Arial" w:eastAsia="Arial" w:hAnsi="Arial"/>
+          <w:b/>
+          <w:bCs/>
+          <w:sz w:val="20"/>
+          <w:szCs w:val="20"/>
+        </w:rPr>
+        <w:t xml:space="preserve">Problem 1: </w:t>
+      </w:r>
+      <w:r>
+        <w:rPr>
+          <w:rFonts w:ascii="Arial" w:cs="Arial" w:eastAsia="Arial" w:hAnsi="Arial"/>
+          <w:sz w:val="20"/>
+          <w:szCs w:val="20"/>
+        </w:rPr>
+        <w:t xml:space="preserve">Beginner:  What's the difference between Canvas Anchor and RectTransform Pivot?</w:t>
+      </w:r>
+    </w:p>
+    <w:p>
+      <w:pPr>
+        <w:spacing w:after="80"/>
+      </w:pPr>
+      <w:r>
+        <w:rPr>
+          <w:rFonts w:ascii="Arial" w:cs="Arial" w:eastAsia="Arial" w:hAnsi="Arial"/>
+          <w:b/>
+          <w:bCs/>
+          <w:sz w:val="20"/>
+          <w:szCs w:val="20"/>
+        </w:rPr>
+        <w:t xml:space="preserve">Problem 2: </w:t>
+      </w:r>
+      <w:r>
+        <w:rPr>
+          <w:rFonts w:ascii="Arial" w:cs="Arial" w:eastAsia="Arial" w:hAnsi="Arial"/>
+          <w:sz w:val="20"/>
+          <w:szCs w:val="20"/>
+        </w:rPr>
+        <w:t xml:space="preserve">Intermediate:  You have a button at position (0, 0). Its anchor is set to top-left. Now you change the anchor to center. Where does the button appear?</w:t>
+      </w:r>
+    </w:p>
+    <w:p>
+      <w:pPr>
+        <w:spacing w:after="80"/>
+      </w:pPr>
+      <w:r>
+        <w:rPr>
+          <w:rFonts w:ascii="Arial" w:cs="Arial" w:eastAsia="Arial" w:hAnsi="Arial"/>
+          <w:b/>
+          <w:bCs/>
+          <w:sz w:val="20"/>
+          <w:szCs w:val="20"/>
+        </w:rPr>
+        <w:t xml:space="preserve">Problem 3: </w:t>
+      </w:r>
+      <w:r>
+        <w:rPr>
+          <w:rFonts w:ascii="Arial" w:cs="Arial" w:eastAsia="Arial" w:hAnsi="Arial"/>
+          <w:sz w:val="20"/>
+          <w:szCs w:val="20"/>
+        </w:rPr>
+        <w:t xml:space="preserve">Challenge:  Design a responsive health bar that sticks to the top-left, is 300 pixels wide, and maintains 16:9 aspect ratio. Write the RectTransform settings.</w:t>
+      </w:r>
     </w:p>
     <w:p>
       <w:pPr>
